--- a/docs/Recess_12-VersionRecord_v1.7.0-beta.2.docx
+++ b/docs/Recess_12-VersionRecord_v1.7.0-beta.2.docx
@@ -134,7 +134,7 @@
           </w:tcPr>
           <w:p>
             <w:r>
-              <w:t>2026-07-22</w:t>
+              <w:t>2026-07-23</w:t>
             </w:r>
           </w:p>
         </w:tc>
@@ -1187,7 +1187,7 @@
         <w:pStyle w:val="ListBullet"/>
       </w:pPr>
       <w:r>
-        <w:t>All 42 Dart source and test files format cleanly; static analysis reports no issues; all 126 tests pass serially.</w:t>
+        <w:t>All 42 Dart source and test files format cleanly; static analysis reports no issues; all 136 tests pass serially.</w:t>
       </w:r>
     </w:p>
     <w:p>
@@ -1204,6 +1204,54 @@
       </w:pPr>
       <w:r>
         <w:t>Release APK/AAB assembly remains subject to the existing Java/Maven PKIX trust-store limitation. iOS build and native visual QA require macOS/Xcode.</w:t>
+      </w:r>
+    </w:p>
+    <w:p>
+      <w:pPr>
+        <w:pStyle w:val="Heading1"/>
+      </w:pPr>
+      <w:r>
+        <w:t>Release-candidate stabilization audit</w:t>
+      </w:r>
+    </w:p>
+    <w:p>
+      <w:pPr>
+        <w:pStyle w:val="ListBullet"/>
+      </w:pPr>
+      <w:r>
+        <w:t>Preserves the last valid timezone on transient resume lookup failure and contains resume reconciliation errors for later retry.</w:t>
+      </w:r>
+    </w:p>
+    <w:p>
+      <w:pPr>
+        <w:pStyle w:val="ListBullet"/>
+      </w:pPr>
+      <w:r>
+        <w:t>Removes an always-false notification repeat branch and the unused direct cupertino_icons dependency; no product dependency was added.</w:t>
+      </w:r>
+    </w:p>
+    <w:p>
+      <w:pPr>
+        <w:pStyle w:val="ListBullet"/>
+      </w:pPr>
+      <w:r>
+        <w:t>All 42 Dart source/test files format cleanly, flutter analyze reports no issues, all 136 tests pass, Flutter bundle and Android debug APK builds pass, and git diff --check passes.</w:t>
+      </w:r>
+    </w:p>
+    <w:p>
+      <w:pPr>
+        <w:pStyle w:val="ListBullet"/>
+      </w:pPr>
+      <w:r>
+        <w:t>Quiet Hours now filters scheduled cadence and deferred Bells using the persisted local start and end times. Bells inside same-day or overnight ranges are skipped, not delayed, and reconciliation removes newly quiet pending Bells. The source-level blocker is cleared; locked-device validation remains.</w:t>
+      </w:r>
+    </w:p>
+    <w:p>
+      <w:pPr>
+        <w:pStyle w:val="ListBullet"/>
+      </w:pPr>
+      <w:r>
+        <w:t>Missed handling is intentionally not invented: ignored notifications are not facts, and the data model has no missed or expired state.</w:t>
       </w:r>
     </w:p>
     <w:sectPr>
